--- a/documentation/ASP.NET_Documentation.docx
+++ b/documentation/ASP.NET_Documentation.docx
@@ -1116,7 +1116,7 @@
               <w:tab w:val="right" w:leader="dot" w:pos="9350"/>
             </w:tabs>
             <w:rPr>
-              <w:rFonts w:ascii="Times New Roman" w:eastAsiaTheme="minorEastAsia" w:hAnsi="Times New Roman" w:cs="Times New Roman"/>
+              <w:rFonts w:eastAsiaTheme="minorEastAsia"/>
               <w:noProof/>
             </w:rPr>
           </w:pPr>
@@ -1138,18 +1138,17 @@
             </w:rPr>
             <w:fldChar w:fldCharType="separate"/>
           </w:r>
-          <w:hyperlink w:anchor="_Toc234689518" w:history="1">
+          <w:hyperlink w:anchor="_Toc234690720" w:history="1">
             <w:r>
               <w:rPr>
                 <w:rStyle w:val="Hyperlink"/>
-                <w:rFonts w:ascii="Times New Roman" w:hAnsi="Times New Roman" w:cs="Times New Roman"/>
+                <w:rFonts w:ascii="Arial" w:hAnsi="Arial" w:cs="Arial"/>
                 <w:noProof/>
               </w:rPr>
-              <w:t>01 C# Basic</w:t>
+              <w:t>C# Basic</w:t>
             </w:r>
             <w:r>
               <w:rPr>
-                <w:rFonts w:ascii="Times New Roman" w:hAnsi="Times New Roman" w:cs="Times New Roman"/>
                 <w:noProof/>
                 <w:webHidden/>
               </w:rPr>
@@ -1157,7 +1156,6 @@
             </w:r>
             <w:r>
               <w:rPr>
-                <w:rFonts w:ascii="Times New Roman" w:hAnsi="Times New Roman" w:cs="Times New Roman"/>
                 <w:noProof/>
                 <w:webHidden/>
               </w:rPr>
@@ -1165,22 +1163,19 @@
             </w:r>
             <w:r>
               <w:rPr>
-                <w:rFonts w:ascii="Times New Roman" w:hAnsi="Times New Roman" w:cs="Times New Roman"/>
                 <w:noProof/>
                 <w:webHidden/>
               </w:rPr>
-              <w:instrText xml:space="preserve"> PAGEREF _Toc234689518 \h </w:instrText>
+              <w:instrText xml:space="preserve"> PAGEREF _Toc234690720 \h </w:instrText>
             </w:r>
             <w:r>
               <w:rPr>
-                <w:rFonts w:ascii="Times New Roman" w:hAnsi="Times New Roman" w:cs="Times New Roman"/>
                 <w:noProof/>
                 <w:webHidden/>
               </w:rPr>
             </w:r>
             <w:r>
               <w:rPr>
-                <w:rFonts w:ascii="Times New Roman" w:hAnsi="Times New Roman" w:cs="Times New Roman"/>
                 <w:noProof/>
                 <w:webHidden/>
               </w:rPr>
@@ -1188,15 +1183,13 @@
             </w:r>
             <w:r>
               <w:rPr>
-                <w:rFonts w:ascii="Times New Roman" w:hAnsi="Times New Roman" w:cs="Times New Roman"/>
                 <w:noProof/>
                 <w:webHidden/>
               </w:rPr>
-              <w:t>3</w:t>
+              <w:t>2</w:t>
             </w:r>
             <w:r>
               <w:rPr>
-                <w:rFonts w:ascii="Times New Roman" w:hAnsi="Times New Roman" w:cs="Times New Roman"/>
                 <w:noProof/>
                 <w:webHidden/>
               </w:rPr>
@@ -1211,22 +1204,21 @@
               <w:tab w:val="right" w:leader="dot" w:pos="9350"/>
             </w:tabs>
             <w:rPr>
-              <w:rFonts w:ascii="Times New Roman" w:eastAsiaTheme="minorEastAsia" w:hAnsi="Times New Roman" w:cs="Times New Roman"/>
+              <w:rFonts w:eastAsiaTheme="minorEastAsia"/>
               <w:noProof/>
             </w:rPr>
           </w:pPr>
-          <w:hyperlink w:anchor="_Toc234689519" w:history="1">
+          <w:hyperlink w:anchor="_Toc234690721" w:history="1">
             <w:r>
               <w:rPr>
                 <w:rStyle w:val="Hyperlink"/>
                 <w:rFonts w:ascii="Times New Roman" w:hAnsi="Times New Roman" w:cs="Times New Roman"/>
                 <w:noProof/>
               </w:rPr>
-              <w:t>1.1 Variables</w:t>
+              <w:t>Variables</w:t>
             </w:r>
             <w:r>
               <w:rPr>
-                <w:rFonts w:ascii="Times New Roman" w:hAnsi="Times New Roman" w:cs="Times New Roman"/>
                 <w:noProof/>
                 <w:webHidden/>
               </w:rPr>
@@ -1234,7 +1226,6 @@
             </w:r>
             <w:r>
               <w:rPr>
-                <w:rFonts w:ascii="Times New Roman" w:hAnsi="Times New Roman" w:cs="Times New Roman"/>
                 <w:noProof/>
                 <w:webHidden/>
               </w:rPr>
@@ -1242,22 +1233,19 @@
             </w:r>
             <w:r>
               <w:rPr>
-                <w:rFonts w:ascii="Times New Roman" w:hAnsi="Times New Roman" w:cs="Times New Roman"/>
                 <w:noProof/>
                 <w:webHidden/>
               </w:rPr>
-              <w:instrText xml:space="preserve"> PAGEREF _Toc234689519 \h </w:instrText>
+              <w:instrText xml:space="preserve"> PAGEREF _Toc234690721 \h </w:instrText>
             </w:r>
             <w:r>
               <w:rPr>
-                <w:rFonts w:ascii="Times New Roman" w:hAnsi="Times New Roman" w:cs="Times New Roman"/>
                 <w:noProof/>
                 <w:webHidden/>
               </w:rPr>
             </w:r>
             <w:r>
               <w:rPr>
-                <w:rFonts w:ascii="Times New Roman" w:hAnsi="Times New Roman" w:cs="Times New Roman"/>
                 <w:noProof/>
                 <w:webHidden/>
               </w:rPr>
@@ -1265,15 +1253,13 @@
             </w:r>
             <w:r>
               <w:rPr>
-                <w:rFonts w:ascii="Times New Roman" w:hAnsi="Times New Roman" w:cs="Times New Roman"/>
                 <w:noProof/>
                 <w:webHidden/>
               </w:rPr>
-              <w:t>3</w:t>
+              <w:t>2</w:t>
             </w:r>
             <w:r>
               <w:rPr>
-                <w:rFonts w:ascii="Times New Roman" w:hAnsi="Times New Roman" w:cs="Times New Roman"/>
                 <w:noProof/>
                 <w:webHidden/>
               </w:rPr>
@@ -1288,22 +1274,21 @@
               <w:tab w:val="right" w:leader="dot" w:pos="9350"/>
             </w:tabs>
             <w:rPr>
-              <w:rFonts w:ascii="Times New Roman" w:eastAsiaTheme="minorEastAsia" w:hAnsi="Times New Roman" w:cs="Times New Roman"/>
+              <w:rFonts w:eastAsiaTheme="minorEastAsia"/>
               <w:noProof/>
             </w:rPr>
           </w:pPr>
-          <w:hyperlink w:anchor="_Toc234689520" w:history="1">
+          <w:hyperlink w:anchor="_Toc234690722" w:history="1">
             <w:r>
               <w:rPr>
                 <w:rStyle w:val="Hyperlink"/>
                 <w:rFonts w:ascii="Times New Roman" w:hAnsi="Times New Roman" w:cs="Times New Roman"/>
                 <w:noProof/>
               </w:rPr>
-              <w:t>1.2 Data Type</w:t>
+              <w:t>Data Type</w:t>
             </w:r>
             <w:r>
               <w:rPr>
-                <w:rFonts w:ascii="Times New Roman" w:hAnsi="Times New Roman" w:cs="Times New Roman"/>
                 <w:noProof/>
                 <w:webHidden/>
               </w:rPr>
@@ -1311,7 +1296,6 @@
             </w:r>
             <w:r>
               <w:rPr>
-                <w:rFonts w:ascii="Times New Roman" w:hAnsi="Times New Roman" w:cs="Times New Roman"/>
                 <w:noProof/>
                 <w:webHidden/>
               </w:rPr>
@@ -1319,22 +1303,19 @@
             </w:r>
             <w:r>
               <w:rPr>
-                <w:rFonts w:ascii="Times New Roman" w:hAnsi="Times New Roman" w:cs="Times New Roman"/>
                 <w:noProof/>
                 <w:webHidden/>
               </w:rPr>
-              <w:instrText xml:space="preserve"> PAGEREF _Toc234689520 \h </w:instrText>
+              <w:instrText xml:space="preserve"> PAGEREF _Toc234690722 \h </w:instrText>
             </w:r>
             <w:r>
               <w:rPr>
-                <w:rFonts w:ascii="Times New Roman" w:hAnsi="Times New Roman" w:cs="Times New Roman"/>
                 <w:noProof/>
                 <w:webHidden/>
               </w:rPr>
             </w:r>
             <w:r>
               <w:rPr>
-                <w:rFonts w:ascii="Times New Roman" w:hAnsi="Times New Roman" w:cs="Times New Roman"/>
                 <w:noProof/>
                 <w:webHidden/>
               </w:rPr>
@@ -1342,15 +1323,13 @@
             </w:r>
             <w:r>
               <w:rPr>
-                <w:rFonts w:ascii="Times New Roman" w:hAnsi="Times New Roman" w:cs="Times New Roman"/>
                 <w:noProof/>
                 <w:webHidden/>
               </w:rPr>
-              <w:t>3</w:t>
+              <w:t>2</w:t>
             </w:r>
             <w:r>
               <w:rPr>
-                <w:rFonts w:ascii="Times New Roman" w:hAnsi="Times New Roman" w:cs="Times New Roman"/>
                 <w:noProof/>
                 <w:webHidden/>
               </w:rPr>
@@ -1365,22 +1344,21 @@
               <w:tab w:val="right" w:leader="dot" w:pos="9350"/>
             </w:tabs>
             <w:rPr>
-              <w:rFonts w:ascii="Times New Roman" w:eastAsiaTheme="minorEastAsia" w:hAnsi="Times New Roman" w:cs="Times New Roman"/>
+              <w:rFonts w:eastAsiaTheme="minorEastAsia"/>
               <w:noProof/>
             </w:rPr>
           </w:pPr>
-          <w:hyperlink w:anchor="_Toc234689521" w:history="1">
+          <w:hyperlink w:anchor="_Toc234690723" w:history="1">
             <w:r>
               <w:rPr>
                 <w:rStyle w:val="Hyperlink"/>
                 <w:rFonts w:ascii="Times New Roman" w:hAnsi="Times New Roman" w:cs="Times New Roman"/>
                 <w:noProof/>
               </w:rPr>
-              <w:t>1.3 Taking User Input</w:t>
+              <w:t>Taking User Input</w:t>
             </w:r>
             <w:r>
               <w:rPr>
-                <w:rFonts w:ascii="Times New Roman" w:hAnsi="Times New Roman" w:cs="Times New Roman"/>
                 <w:noProof/>
                 <w:webHidden/>
               </w:rPr>
@@ -1388,7 +1366,6 @@
             </w:r>
             <w:r>
               <w:rPr>
-                <w:rFonts w:ascii="Times New Roman" w:hAnsi="Times New Roman" w:cs="Times New Roman"/>
                 <w:noProof/>
                 <w:webHidden/>
               </w:rPr>
@@ -1396,22 +1373,19 @@
             </w:r>
             <w:r>
               <w:rPr>
-                <w:rFonts w:ascii="Times New Roman" w:hAnsi="Times New Roman" w:cs="Times New Roman"/>
                 <w:noProof/>
                 <w:webHidden/>
               </w:rPr>
-              <w:instrText xml:space="preserve"> PAGEREF _Toc234689521 \h </w:instrText>
+              <w:instrText xml:space="preserve"> PAGEREF _Toc234690723 \h </w:instrText>
             </w:r>
             <w:r>
               <w:rPr>
-                <w:rFonts w:ascii="Times New Roman" w:hAnsi="Times New Roman" w:cs="Times New Roman"/>
                 <w:noProof/>
                 <w:webHidden/>
               </w:rPr>
             </w:r>
             <w:r>
               <w:rPr>
-                <w:rFonts w:ascii="Times New Roman" w:hAnsi="Times New Roman" w:cs="Times New Roman"/>
                 <w:noProof/>
                 <w:webHidden/>
               </w:rPr>
@@ -1419,15 +1393,13 @@
             </w:r>
             <w:r>
               <w:rPr>
-                <w:rFonts w:ascii="Times New Roman" w:hAnsi="Times New Roman" w:cs="Times New Roman"/>
                 <w:noProof/>
                 <w:webHidden/>
               </w:rPr>
-              <w:t>4</w:t>
+              <w:t>3</w:t>
             </w:r>
             <w:r>
               <w:rPr>
-                <w:rFonts w:ascii="Times New Roman" w:hAnsi="Times New Roman" w:cs="Times New Roman"/>
                 <w:noProof/>
                 <w:webHidden/>
               </w:rPr>
@@ -1442,22 +1414,21 @@
               <w:tab w:val="right" w:leader="dot" w:pos="9350"/>
             </w:tabs>
             <w:rPr>
-              <w:rFonts w:ascii="Times New Roman" w:eastAsiaTheme="minorEastAsia" w:hAnsi="Times New Roman" w:cs="Times New Roman"/>
+              <w:rFonts w:eastAsiaTheme="minorEastAsia"/>
               <w:noProof/>
             </w:rPr>
           </w:pPr>
-          <w:hyperlink w:anchor="_Toc234689522" w:history="1">
+          <w:hyperlink w:anchor="_Toc234690724" w:history="1">
             <w:r>
               <w:rPr>
                 <w:rStyle w:val="Hyperlink"/>
                 <w:rFonts w:ascii="Times New Roman" w:hAnsi="Times New Roman" w:cs="Times New Roman"/>
                 <w:noProof/>
               </w:rPr>
-              <w:t>1.4 Conditional Statements</w:t>
+              <w:t>Conditional Statements</w:t>
             </w:r>
             <w:r>
               <w:rPr>
-                <w:rFonts w:ascii="Times New Roman" w:hAnsi="Times New Roman" w:cs="Times New Roman"/>
                 <w:noProof/>
                 <w:webHidden/>
               </w:rPr>
@@ -1465,7 +1436,6 @@
             </w:r>
             <w:r>
               <w:rPr>
-                <w:rFonts w:ascii="Times New Roman" w:hAnsi="Times New Roman" w:cs="Times New Roman"/>
                 <w:noProof/>
                 <w:webHidden/>
               </w:rPr>
@@ -1473,22 +1443,19 @@
             </w:r>
             <w:r>
               <w:rPr>
-                <w:rFonts w:ascii="Times New Roman" w:hAnsi="Times New Roman" w:cs="Times New Roman"/>
                 <w:noProof/>
                 <w:webHidden/>
               </w:rPr>
-              <w:instrText xml:space="preserve"> PAGEREF _Toc234689522 \h </w:instrText>
+              <w:instrText xml:space="preserve"> PAGEREF _Toc234690724 \h </w:instrText>
             </w:r>
             <w:r>
               <w:rPr>
-                <w:rFonts w:ascii="Times New Roman" w:hAnsi="Times New Roman" w:cs="Times New Roman"/>
                 <w:noProof/>
                 <w:webHidden/>
               </w:rPr>
             </w:r>
             <w:r>
               <w:rPr>
-                <w:rFonts w:ascii="Times New Roman" w:hAnsi="Times New Roman" w:cs="Times New Roman"/>
                 <w:noProof/>
                 <w:webHidden/>
               </w:rPr>
@@ -1496,15 +1463,13 @@
             </w:r>
             <w:r>
               <w:rPr>
-                <w:rFonts w:ascii="Times New Roman" w:hAnsi="Times New Roman" w:cs="Times New Roman"/>
                 <w:noProof/>
                 <w:webHidden/>
               </w:rPr>
-              <w:t>5</w:t>
+              <w:t>4</w:t>
             </w:r>
             <w:r>
               <w:rPr>
-                <w:rFonts w:ascii="Times New Roman" w:hAnsi="Times New Roman" w:cs="Times New Roman"/>
                 <w:noProof/>
                 <w:webHidden/>
               </w:rPr>
@@ -1519,22 +1484,21 @@
               <w:tab w:val="right" w:leader="dot" w:pos="9350"/>
             </w:tabs>
             <w:rPr>
-              <w:rFonts w:ascii="Times New Roman" w:eastAsiaTheme="minorEastAsia" w:hAnsi="Times New Roman" w:cs="Times New Roman"/>
+              <w:rFonts w:eastAsiaTheme="minorEastAsia"/>
               <w:noProof/>
             </w:rPr>
           </w:pPr>
-          <w:hyperlink w:anchor="_Toc234689523" w:history="1">
+          <w:hyperlink w:anchor="_Toc234690725" w:history="1">
             <w:r>
               <w:rPr>
                 <w:rStyle w:val="Hyperlink"/>
                 <w:rFonts w:ascii="Times New Roman" w:hAnsi="Times New Roman" w:cs="Times New Roman"/>
                 <w:noProof/>
               </w:rPr>
-              <w:t>1.5 Loops</w:t>
+              <w:t>Loops</w:t>
             </w:r>
             <w:r>
               <w:rPr>
-                <w:rFonts w:ascii="Times New Roman" w:hAnsi="Times New Roman" w:cs="Times New Roman"/>
                 <w:noProof/>
                 <w:webHidden/>
               </w:rPr>
@@ -1542,7 +1506,6 @@
             </w:r>
             <w:r>
               <w:rPr>
-                <w:rFonts w:ascii="Times New Roman" w:hAnsi="Times New Roman" w:cs="Times New Roman"/>
                 <w:noProof/>
                 <w:webHidden/>
               </w:rPr>
@@ -1550,22 +1513,19 @@
             </w:r>
             <w:r>
               <w:rPr>
-                <w:rFonts w:ascii="Times New Roman" w:hAnsi="Times New Roman" w:cs="Times New Roman"/>
                 <w:noProof/>
                 <w:webHidden/>
               </w:rPr>
-              <w:instrText xml:space="preserve"> PAGEREF _Toc234689523 \h </w:instrText>
+              <w:instrText xml:space="preserve"> PAGEREF _Toc234690725 \h </w:instrText>
             </w:r>
             <w:r>
               <w:rPr>
-                <w:rFonts w:ascii="Times New Roman" w:hAnsi="Times New Roman" w:cs="Times New Roman"/>
                 <w:noProof/>
                 <w:webHidden/>
               </w:rPr>
             </w:r>
             <w:r>
               <w:rPr>
-                <w:rFonts w:ascii="Times New Roman" w:hAnsi="Times New Roman" w:cs="Times New Roman"/>
                 <w:noProof/>
                 <w:webHidden/>
               </w:rPr>
@@ -1573,15 +1533,13 @@
             </w:r>
             <w:r>
               <w:rPr>
-                <w:rFonts w:ascii="Times New Roman" w:hAnsi="Times New Roman" w:cs="Times New Roman"/>
                 <w:noProof/>
                 <w:webHidden/>
               </w:rPr>
-              <w:t>6</w:t>
+              <w:t>5</w:t>
             </w:r>
             <w:r>
               <w:rPr>
-                <w:rFonts w:ascii="Times New Roman" w:hAnsi="Times New Roman" w:cs="Times New Roman"/>
                 <w:noProof/>
                 <w:webHidden/>
               </w:rPr>
@@ -1596,22 +1554,20 @@
               <w:tab w:val="right" w:leader="dot" w:pos="9350"/>
             </w:tabs>
             <w:rPr>
-              <w:rFonts w:ascii="Times New Roman" w:eastAsiaTheme="minorEastAsia" w:hAnsi="Times New Roman" w:cs="Times New Roman"/>
+              <w:rFonts w:eastAsiaTheme="minorEastAsia"/>
               <w:noProof/>
             </w:rPr>
           </w:pPr>
-          <w:hyperlink w:anchor="_Toc234689524" w:history="1">
+          <w:hyperlink w:anchor="_Toc234690726" w:history="1">
             <w:r>
               <w:rPr>
                 <w:rStyle w:val="Hyperlink"/>
-                <w:rFonts w:ascii="Times New Roman" w:hAnsi="Times New Roman" w:cs="Times New Roman"/>
                 <w:noProof/>
               </w:rPr>
-              <w:t>1.5.1 For Loop</w:t>
+              <w:t>For Loop</w:t>
             </w:r>
             <w:r>
               <w:rPr>
-                <w:rFonts w:ascii="Times New Roman" w:hAnsi="Times New Roman" w:cs="Times New Roman"/>
                 <w:noProof/>
                 <w:webHidden/>
               </w:rPr>
@@ -1619,7 +1575,6 @@
             </w:r>
             <w:r>
               <w:rPr>
-                <w:rFonts w:ascii="Times New Roman" w:hAnsi="Times New Roman" w:cs="Times New Roman"/>
                 <w:noProof/>
                 <w:webHidden/>
               </w:rPr>
@@ -1627,22 +1582,19 @@
             </w:r>
             <w:r>
               <w:rPr>
-                <w:rFonts w:ascii="Times New Roman" w:hAnsi="Times New Roman" w:cs="Times New Roman"/>
                 <w:noProof/>
                 <w:webHidden/>
               </w:rPr>
-              <w:instrText xml:space="preserve"> PAGEREF _Toc234689524 \h </w:instrText>
+              <w:instrText xml:space="preserve"> PAGEREF _Toc234690726 \h </w:instrText>
             </w:r>
             <w:r>
               <w:rPr>
-                <w:rFonts w:ascii="Times New Roman" w:hAnsi="Times New Roman" w:cs="Times New Roman"/>
                 <w:noProof/>
                 <w:webHidden/>
               </w:rPr>
             </w:r>
             <w:r>
               <w:rPr>
-                <w:rFonts w:ascii="Times New Roman" w:hAnsi="Times New Roman" w:cs="Times New Roman"/>
                 <w:noProof/>
                 <w:webHidden/>
               </w:rPr>
@@ -1650,15 +1602,13 @@
             </w:r>
             <w:r>
               <w:rPr>
-                <w:rFonts w:ascii="Times New Roman" w:hAnsi="Times New Roman" w:cs="Times New Roman"/>
                 <w:noProof/>
                 <w:webHidden/>
               </w:rPr>
-              <w:t>6</w:t>
+              <w:t>5</w:t>
             </w:r>
             <w:r>
               <w:rPr>
-                <w:rFonts w:ascii="Times New Roman" w:hAnsi="Times New Roman" w:cs="Times New Roman"/>
                 <w:noProof/>
                 <w:webHidden/>
               </w:rPr>
@@ -1673,22 +1623,21 @@
               <w:tab w:val="right" w:leader="dot" w:pos="9350"/>
             </w:tabs>
             <w:rPr>
-              <w:rFonts w:ascii="Times New Roman" w:eastAsiaTheme="minorEastAsia" w:hAnsi="Times New Roman" w:cs="Times New Roman"/>
+              <w:rFonts w:eastAsiaTheme="minorEastAsia"/>
               <w:noProof/>
             </w:rPr>
           </w:pPr>
-          <w:hyperlink w:anchor="_Toc234689525" w:history="1">
+          <w:hyperlink w:anchor="_Toc234690727" w:history="1">
             <w:r>
               <w:rPr>
                 <w:rStyle w:val="Hyperlink"/>
                 <w:rFonts w:ascii="Times New Roman" w:hAnsi="Times New Roman" w:cs="Times New Roman"/>
                 <w:noProof/>
               </w:rPr>
-              <w:t>1.5.2 Foreach Loop</w:t>
+              <w:t>Foreach Loop</w:t>
             </w:r>
             <w:r>
               <w:rPr>
-                <w:rFonts w:ascii="Times New Roman" w:hAnsi="Times New Roman" w:cs="Times New Roman"/>
                 <w:noProof/>
                 <w:webHidden/>
               </w:rPr>
@@ -1696,7 +1645,6 @@
             </w:r>
             <w:r>
               <w:rPr>
-                <w:rFonts w:ascii="Times New Roman" w:hAnsi="Times New Roman" w:cs="Times New Roman"/>
                 <w:noProof/>
                 <w:webHidden/>
               </w:rPr>
@@ -1704,22 +1652,19 @@
             </w:r>
             <w:r>
               <w:rPr>
-                <w:rFonts w:ascii="Times New Roman" w:hAnsi="Times New Roman" w:cs="Times New Roman"/>
                 <w:noProof/>
                 <w:webHidden/>
               </w:rPr>
-              <w:instrText xml:space="preserve"> PAGEREF _Toc234689525 \h </w:instrText>
+              <w:instrText xml:space="preserve"> PAGEREF _Toc234690727 \h </w:instrText>
             </w:r>
             <w:r>
               <w:rPr>
-                <w:rFonts w:ascii="Times New Roman" w:hAnsi="Times New Roman" w:cs="Times New Roman"/>
                 <w:noProof/>
                 <w:webHidden/>
               </w:rPr>
             </w:r>
             <w:r>
               <w:rPr>
-                <w:rFonts w:ascii="Times New Roman" w:hAnsi="Times New Roman" w:cs="Times New Roman"/>
                 <w:noProof/>
                 <w:webHidden/>
               </w:rPr>
@@ -1727,15 +1672,13 @@
             </w:r>
             <w:r>
               <w:rPr>
-                <w:rFonts w:ascii="Times New Roman" w:hAnsi="Times New Roman" w:cs="Times New Roman"/>
                 <w:noProof/>
                 <w:webHidden/>
               </w:rPr>
-              <w:t>7</w:t>
+              <w:t>6</w:t>
             </w:r>
             <w:r>
               <w:rPr>
-                <w:rFonts w:ascii="Times New Roman" w:hAnsi="Times New Roman" w:cs="Times New Roman"/>
                 <w:noProof/>
                 <w:webHidden/>
               </w:rPr>
@@ -1750,22 +1693,21 @@
               <w:tab w:val="right" w:leader="dot" w:pos="9350"/>
             </w:tabs>
             <w:rPr>
-              <w:rFonts w:ascii="Times New Roman" w:eastAsiaTheme="minorEastAsia" w:hAnsi="Times New Roman" w:cs="Times New Roman"/>
+              <w:rFonts w:eastAsiaTheme="minorEastAsia"/>
               <w:noProof/>
             </w:rPr>
           </w:pPr>
-          <w:hyperlink w:anchor="_Toc234689526" w:history="1">
+          <w:hyperlink w:anchor="_Toc234690728" w:history="1">
             <w:r>
               <w:rPr>
                 <w:rStyle w:val="Hyperlink"/>
                 <w:rFonts w:ascii="Times New Roman" w:hAnsi="Times New Roman" w:cs="Times New Roman"/>
                 <w:noProof/>
               </w:rPr>
-              <w:t>1.5.3 While Loop</w:t>
+              <w:t>While Loop</w:t>
             </w:r>
             <w:r>
               <w:rPr>
-                <w:rFonts w:ascii="Times New Roman" w:hAnsi="Times New Roman" w:cs="Times New Roman"/>
                 <w:noProof/>
                 <w:webHidden/>
               </w:rPr>
@@ -1773,7 +1715,6 @@
             </w:r>
             <w:r>
               <w:rPr>
-                <w:rFonts w:ascii="Times New Roman" w:hAnsi="Times New Roman" w:cs="Times New Roman"/>
                 <w:noProof/>
                 <w:webHidden/>
               </w:rPr>
@@ -1781,22 +1722,19 @@
             </w:r>
             <w:r>
               <w:rPr>
-                <w:rFonts w:ascii="Times New Roman" w:hAnsi="Times New Roman" w:cs="Times New Roman"/>
                 <w:noProof/>
                 <w:webHidden/>
               </w:rPr>
-              <w:instrText xml:space="preserve"> PAGEREF _Toc234689526 \h </w:instrText>
+              <w:instrText xml:space="preserve"> PAGEREF _Toc234690728 \h </w:instrText>
             </w:r>
             <w:r>
               <w:rPr>
-                <w:rFonts w:ascii="Times New Roman" w:hAnsi="Times New Roman" w:cs="Times New Roman"/>
                 <w:noProof/>
                 <w:webHidden/>
               </w:rPr>
             </w:r>
             <w:r>
               <w:rPr>
-                <w:rFonts w:ascii="Times New Roman" w:hAnsi="Times New Roman" w:cs="Times New Roman"/>
                 <w:noProof/>
                 <w:webHidden/>
               </w:rPr>
@@ -1804,15 +1742,13 @@
             </w:r>
             <w:r>
               <w:rPr>
-                <w:rFonts w:ascii="Times New Roman" w:hAnsi="Times New Roman" w:cs="Times New Roman"/>
                 <w:noProof/>
                 <w:webHidden/>
               </w:rPr>
-              <w:t>8</w:t>
+              <w:t>7</w:t>
             </w:r>
             <w:r>
               <w:rPr>
-                <w:rFonts w:ascii="Times New Roman" w:hAnsi="Times New Roman" w:cs="Times New Roman"/>
                 <w:noProof/>
                 <w:webHidden/>
               </w:rPr>
@@ -1827,22 +1763,21 @@
               <w:tab w:val="right" w:leader="dot" w:pos="9350"/>
             </w:tabs>
             <w:rPr>
-              <w:rFonts w:ascii="Times New Roman" w:eastAsiaTheme="minorEastAsia" w:hAnsi="Times New Roman" w:cs="Times New Roman"/>
+              <w:rFonts w:eastAsiaTheme="minorEastAsia"/>
               <w:noProof/>
             </w:rPr>
           </w:pPr>
-          <w:hyperlink w:anchor="_Toc234689527" w:history="1">
+          <w:hyperlink w:anchor="_Toc234690729" w:history="1">
             <w:r>
               <w:rPr>
                 <w:rStyle w:val="Hyperlink"/>
                 <w:rFonts w:ascii="Times New Roman" w:hAnsi="Times New Roman" w:cs="Times New Roman"/>
                 <w:noProof/>
               </w:rPr>
-              <w:t>1.5.4 Do-While Loop</w:t>
+              <w:t>Do-While Loop</w:t>
             </w:r>
             <w:r>
               <w:rPr>
-                <w:rFonts w:ascii="Times New Roman" w:hAnsi="Times New Roman" w:cs="Times New Roman"/>
                 <w:noProof/>
                 <w:webHidden/>
               </w:rPr>
@@ -1850,7 +1785,6 @@
             </w:r>
             <w:r>
               <w:rPr>
-                <w:rFonts w:ascii="Times New Roman" w:hAnsi="Times New Roman" w:cs="Times New Roman"/>
                 <w:noProof/>
                 <w:webHidden/>
               </w:rPr>
@@ -1858,22 +1792,19 @@
             </w:r>
             <w:r>
               <w:rPr>
-                <w:rFonts w:ascii="Times New Roman" w:hAnsi="Times New Roman" w:cs="Times New Roman"/>
                 <w:noProof/>
                 <w:webHidden/>
               </w:rPr>
-              <w:instrText xml:space="preserve"> PAGEREF _Toc234689527 \h </w:instrText>
+              <w:instrText xml:space="preserve"> PAGEREF _Toc234690729 \h </w:instrText>
             </w:r>
             <w:r>
               <w:rPr>
-                <w:rFonts w:ascii="Times New Roman" w:hAnsi="Times New Roman" w:cs="Times New Roman"/>
                 <w:noProof/>
                 <w:webHidden/>
               </w:rPr>
             </w:r>
             <w:r>
               <w:rPr>
-                <w:rFonts w:ascii="Times New Roman" w:hAnsi="Times New Roman" w:cs="Times New Roman"/>
                 <w:noProof/>
                 <w:webHidden/>
               </w:rPr>
@@ -1881,15 +1812,13 @@
             </w:r>
             <w:r>
               <w:rPr>
-                <w:rFonts w:ascii="Times New Roman" w:hAnsi="Times New Roman" w:cs="Times New Roman"/>
                 <w:noProof/>
                 <w:webHidden/>
               </w:rPr>
-              <w:t>9</w:t>
+              <w:t>8</w:t>
             </w:r>
             <w:r>
               <w:rPr>
-                <w:rFonts w:ascii="Times New Roman" w:hAnsi="Times New Roman" w:cs="Times New Roman"/>
                 <w:noProof/>
                 <w:webHidden/>
               </w:rPr>
@@ -1904,22 +1833,21 @@
               <w:tab w:val="right" w:leader="dot" w:pos="9350"/>
             </w:tabs>
             <w:rPr>
-              <w:rFonts w:ascii="Times New Roman" w:eastAsiaTheme="minorEastAsia" w:hAnsi="Times New Roman" w:cs="Times New Roman"/>
+              <w:rFonts w:eastAsiaTheme="minorEastAsia"/>
               <w:noProof/>
             </w:rPr>
           </w:pPr>
-          <w:hyperlink w:anchor="_Toc234689528" w:history="1">
+          <w:hyperlink w:anchor="_Toc234690730" w:history="1">
             <w:r>
               <w:rPr>
                 <w:rStyle w:val="Hyperlink"/>
                 <w:rFonts w:ascii="Times New Roman" w:hAnsi="Times New Roman" w:cs="Times New Roman"/>
                 <w:noProof/>
               </w:rPr>
-              <w:t>1.6 Methods (Call a Method)</w:t>
+              <w:t>Methods (Call a Method)</w:t>
             </w:r>
             <w:r>
               <w:rPr>
-                <w:rFonts w:ascii="Times New Roman" w:hAnsi="Times New Roman" w:cs="Times New Roman"/>
                 <w:noProof/>
                 <w:webHidden/>
               </w:rPr>
@@ -1927,7 +1855,6 @@
             </w:r>
             <w:r>
               <w:rPr>
-                <w:rFonts w:ascii="Times New Roman" w:hAnsi="Times New Roman" w:cs="Times New Roman"/>
                 <w:noProof/>
                 <w:webHidden/>
               </w:rPr>
@@ -1935,22 +1862,19 @@
             </w:r>
             <w:r>
               <w:rPr>
-                <w:rFonts w:ascii="Times New Roman" w:hAnsi="Times New Roman" w:cs="Times New Roman"/>
                 <w:noProof/>
                 <w:webHidden/>
               </w:rPr>
-              <w:instrText xml:space="preserve"> PAGEREF _Toc234689528 \h </w:instrText>
+              <w:instrText xml:space="preserve"> PAGEREF _Toc234690730 \h </w:instrText>
             </w:r>
             <w:r>
               <w:rPr>
-                <w:rFonts w:ascii="Times New Roman" w:hAnsi="Times New Roman" w:cs="Times New Roman"/>
                 <w:noProof/>
                 <w:webHidden/>
               </w:rPr>
             </w:r>
             <w:r>
               <w:rPr>
-                <w:rFonts w:ascii="Times New Roman" w:hAnsi="Times New Roman" w:cs="Times New Roman"/>
                 <w:noProof/>
                 <w:webHidden/>
               </w:rPr>
@@ -1958,15 +1882,13 @@
             </w:r>
             <w:r>
               <w:rPr>
-                <w:rFonts w:ascii="Times New Roman" w:hAnsi="Times New Roman" w:cs="Times New Roman"/>
                 <w:noProof/>
                 <w:webHidden/>
               </w:rPr>
-              <w:t>10</w:t>
+              <w:t>9</w:t>
             </w:r>
             <w:r>
               <w:rPr>
-                <w:rFonts w:ascii="Times New Roman" w:hAnsi="Times New Roman" w:cs="Times New Roman"/>
                 <w:noProof/>
                 <w:webHidden/>
               </w:rPr>
@@ -1981,22 +1903,21 @@
               <w:tab w:val="right" w:leader="dot" w:pos="9350"/>
             </w:tabs>
             <w:rPr>
-              <w:rFonts w:ascii="Times New Roman" w:eastAsiaTheme="minorEastAsia" w:hAnsi="Times New Roman" w:cs="Times New Roman"/>
+              <w:rFonts w:eastAsiaTheme="minorEastAsia"/>
               <w:noProof/>
             </w:rPr>
           </w:pPr>
-          <w:hyperlink w:anchor="_Toc234689529" w:history="1">
+          <w:hyperlink w:anchor="_Toc234690731" w:history="1">
             <w:r>
               <w:rPr>
                 <w:rStyle w:val="Hyperlink"/>
                 <w:rFonts w:ascii="Times New Roman" w:hAnsi="Times New Roman" w:cs="Times New Roman"/>
                 <w:noProof/>
               </w:rPr>
-              <w:t>1.7 Array</w:t>
+              <w:t>Array</w:t>
             </w:r>
             <w:r>
               <w:rPr>
-                <w:rFonts w:ascii="Times New Roman" w:hAnsi="Times New Roman" w:cs="Times New Roman"/>
                 <w:noProof/>
                 <w:webHidden/>
               </w:rPr>
@@ -2004,7 +1925,6 @@
             </w:r>
             <w:r>
               <w:rPr>
-                <w:rFonts w:ascii="Times New Roman" w:hAnsi="Times New Roman" w:cs="Times New Roman"/>
                 <w:noProof/>
                 <w:webHidden/>
               </w:rPr>
@@ -2012,22 +1932,19 @@
             </w:r>
             <w:r>
               <w:rPr>
-                <w:rFonts w:ascii="Times New Roman" w:hAnsi="Times New Roman" w:cs="Times New Roman"/>
                 <w:noProof/>
                 <w:webHidden/>
               </w:rPr>
-              <w:instrText xml:space="preserve"> PAGEREF _Toc234689529 \h </w:instrText>
+              <w:instrText xml:space="preserve"> PAGEREF _Toc234690731 \h </w:instrText>
             </w:r>
             <w:r>
               <w:rPr>
-                <w:rFonts w:ascii="Times New Roman" w:hAnsi="Times New Roman" w:cs="Times New Roman"/>
                 <w:noProof/>
                 <w:webHidden/>
               </w:rPr>
             </w:r>
             <w:r>
               <w:rPr>
-                <w:rFonts w:ascii="Times New Roman" w:hAnsi="Times New Roman" w:cs="Times New Roman"/>
                 <w:noProof/>
                 <w:webHidden/>
               </w:rPr>
@@ -2035,15 +1952,13 @@
             </w:r>
             <w:r>
               <w:rPr>
-                <w:rFonts w:ascii="Times New Roman" w:hAnsi="Times New Roman" w:cs="Times New Roman"/>
                 <w:noProof/>
                 <w:webHidden/>
               </w:rPr>
-              <w:t>11</w:t>
+              <w:t>10</w:t>
             </w:r>
             <w:r>
               <w:rPr>
-                <w:rFonts w:ascii="Times New Roman" w:hAnsi="Times New Roman" w:cs="Times New Roman"/>
                 <w:noProof/>
                 <w:webHidden/>
               </w:rPr>
@@ -2085,19 +2000,13 @@
           <w:rFonts w:ascii="Arial" w:hAnsi="Arial" w:cs="Arial"/>
         </w:rPr>
       </w:pPr>
-      <w:bookmarkStart w:id="0" w:name="_Toc234689518"/>
+      <w:bookmarkStart w:id="0" w:name="_Toc234690720"/>
       <w:r>
         <w:rPr>
           <w:rFonts w:ascii="Arial" w:hAnsi="Arial" w:cs="Arial"/>
         </w:rPr>
         <w:lastRenderedPageBreak/>
-        <w:t>0</w:t>
-      </w:r>
-      <w:r>
-        <w:rPr>
-          <w:rFonts w:ascii="Arial" w:hAnsi="Arial" w:cs="Arial"/>
-        </w:rPr>
-        <w:t>1 C# Basic</w:t>
+        <w:t>C# Basic</w:t>
       </w:r>
       <w:bookmarkEnd w:id="0"/>
     </w:p>
@@ -2108,24 +2017,12 @@
           <w:rFonts w:ascii="Times New Roman" w:hAnsi="Times New Roman" w:cs="Times New Roman"/>
         </w:rPr>
       </w:pPr>
-      <w:bookmarkStart w:id="1" w:name="_Toc234689519"/>
-      <w:r>
-        <w:rPr>
-          <w:rFonts w:ascii="Times New Roman" w:hAnsi="Times New Roman" w:cs="Times New Roman"/>
-        </w:rPr>
-        <w:t>1.</w:t>
-      </w:r>
-      <w:r>
-        <w:rPr>
-          <w:rFonts w:ascii="Times New Roman" w:hAnsi="Times New Roman" w:cs="Times New Roman"/>
-        </w:rPr>
-        <w:t>1</w:t>
-      </w:r>
-      <w:r>
-        <w:rPr>
-          <w:rFonts w:ascii="Times New Roman" w:hAnsi="Times New Roman" w:cs="Times New Roman"/>
-        </w:rPr>
-        <w:t xml:space="preserve"> Variables</w:t>
+      <w:bookmarkStart w:id="1" w:name="_Toc234690721"/>
+      <w:r>
+        <w:rPr>
+          <w:rFonts w:ascii="Times New Roman" w:hAnsi="Times New Roman" w:cs="Times New Roman"/>
+        </w:rPr>
+        <w:t>Variables</w:t>
       </w:r>
       <w:bookmarkEnd w:id="1"/>
     </w:p>
@@ -2829,12 +2726,12 @@
           <w:rFonts w:ascii="Times New Roman" w:hAnsi="Times New Roman" w:cs="Times New Roman"/>
         </w:rPr>
       </w:pPr>
-      <w:bookmarkStart w:id="2" w:name="_Toc234689520"/>
-      <w:r>
-        <w:rPr>
-          <w:rFonts w:ascii="Times New Roman" w:hAnsi="Times New Roman" w:cs="Times New Roman"/>
-        </w:rPr>
-        <w:t>1.2 Data Type</w:t>
+      <w:bookmarkStart w:id="2" w:name="_Toc234690722"/>
+      <w:r>
+        <w:rPr>
+          <w:rFonts w:ascii="Times New Roman" w:hAnsi="Times New Roman" w:cs="Times New Roman"/>
+        </w:rPr>
+        <w:t>Data Type</w:t>
       </w:r>
       <w:bookmarkEnd w:id="2"/>
     </w:p>
@@ -4365,13 +4262,7 @@
           <w:rFonts w:ascii="Times New Roman" w:hAnsi="Times New Roman" w:cs="Times New Roman"/>
         </w:rPr>
       </w:pPr>
-      <w:bookmarkStart w:id="3" w:name="_Toc234689521"/>
-      <w:r>
-        <w:rPr>
-          <w:rFonts w:ascii="Times New Roman" w:hAnsi="Times New Roman" w:cs="Times New Roman"/>
-        </w:rPr>
-        <w:t xml:space="preserve">1.3 </w:t>
-      </w:r>
+      <w:bookmarkStart w:id="3" w:name="_Toc234690723"/>
       <w:r>
         <w:rPr>
           <w:rFonts w:ascii="Times New Roman" w:hAnsi="Times New Roman" w:cs="Times New Roman"/>
@@ -4929,12 +4820,12 @@
           <w:color w:val="000000" w:themeColor="text1"/>
         </w:rPr>
       </w:pPr>
-      <w:bookmarkStart w:id="4" w:name="_Toc234689522"/>
-      <w:r>
-        <w:rPr>
-          <w:rFonts w:ascii="Times New Roman" w:hAnsi="Times New Roman" w:cs="Times New Roman"/>
-        </w:rPr>
-        <w:t>1.4 Conditional Statements</w:t>
+      <w:bookmarkStart w:id="4" w:name="_Toc234690724"/>
+      <w:r>
+        <w:rPr>
+          <w:rFonts w:ascii="Times New Roman" w:hAnsi="Times New Roman" w:cs="Times New Roman"/>
+        </w:rPr>
+        <w:t>Conditional Statements</w:t>
       </w:r>
       <w:bookmarkEnd w:id="4"/>
     </w:p>
@@ -6090,24 +5981,12 @@
           <w:rFonts w:ascii="Times New Roman" w:hAnsi="Times New Roman" w:cs="Times New Roman"/>
         </w:rPr>
       </w:pPr>
-      <w:bookmarkStart w:id="5" w:name="_Toc234689523"/>
-      <w:r>
-        <w:rPr>
-          <w:rFonts w:ascii="Times New Roman" w:hAnsi="Times New Roman" w:cs="Times New Roman"/>
-        </w:rPr>
-        <w:t>1.</w:t>
-      </w:r>
-      <w:r>
-        <w:rPr>
-          <w:rFonts w:ascii="Times New Roman" w:hAnsi="Times New Roman" w:cs="Times New Roman"/>
-        </w:rPr>
-        <w:t>5</w:t>
-      </w:r>
-      <w:r>
-        <w:rPr>
-          <w:rFonts w:ascii="Times New Roman" w:hAnsi="Times New Roman" w:cs="Times New Roman"/>
-        </w:rPr>
-        <w:t xml:space="preserve"> Loop</w:t>
+      <w:bookmarkStart w:id="5" w:name="_Toc234690725"/>
+      <w:r>
+        <w:rPr>
+          <w:rFonts w:ascii="Times New Roman" w:hAnsi="Times New Roman" w:cs="Times New Roman"/>
+        </w:rPr>
+        <w:t>Loop</w:t>
       </w:r>
       <w:r>
         <w:rPr>
@@ -6121,15 +6000,9 @@
       <w:pPr>
         <w:pStyle w:val="Heading3"/>
       </w:pPr>
-      <w:bookmarkStart w:id="6" w:name="_Toc234689524"/>
-      <w:r>
-        <w:t>1.</w:t>
-      </w:r>
-      <w:r>
-        <w:t>5</w:t>
-      </w:r>
-      <w:r>
-        <w:t>.1 For Loop</w:t>
+      <w:bookmarkStart w:id="6" w:name="_Toc234690726"/>
+      <w:r>
+        <w:t>For Loop</w:t>
       </w:r>
       <w:bookmarkEnd w:id="6"/>
     </w:p>
@@ -7650,12 +7523,12 @@
           <w:rFonts w:ascii="Times New Roman" w:hAnsi="Times New Roman" w:cs="Times New Roman"/>
         </w:rPr>
       </w:pPr>
-      <w:bookmarkStart w:id="7" w:name="_Toc234689525"/>
-      <w:r>
-        <w:rPr>
-          <w:rFonts w:ascii="Times New Roman" w:hAnsi="Times New Roman" w:cs="Times New Roman"/>
-        </w:rPr>
-        <w:t>1.5.2 Foreach Loop</w:t>
+      <w:bookmarkStart w:id="7" w:name="_Toc234690727"/>
+      <w:r>
+        <w:rPr>
+          <w:rFonts w:ascii="Times New Roman" w:hAnsi="Times New Roman" w:cs="Times New Roman"/>
+        </w:rPr>
+        <w:t>Foreach Loop</w:t>
       </w:r>
       <w:bookmarkEnd w:id="7"/>
     </w:p>
@@ -8917,12 +8790,12 @@
           <w:rFonts w:ascii="Times New Roman" w:hAnsi="Times New Roman" w:cs="Times New Roman"/>
         </w:rPr>
       </w:pPr>
-      <w:bookmarkStart w:id="8" w:name="_Toc234689526"/>
-      <w:r>
-        <w:rPr>
-          <w:rFonts w:ascii="Times New Roman" w:hAnsi="Times New Roman" w:cs="Times New Roman"/>
-        </w:rPr>
-        <w:t>1.5.3 While Loop</w:t>
+      <w:bookmarkStart w:id="8" w:name="_Toc234690728"/>
+      <w:r>
+        <w:rPr>
+          <w:rFonts w:ascii="Times New Roman" w:hAnsi="Times New Roman" w:cs="Times New Roman"/>
+        </w:rPr>
+        <w:t>While Loop</w:t>
       </w:r>
       <w:bookmarkEnd w:id="8"/>
     </w:p>
@@ -9724,10 +9597,16 @@
     <w:p>
       <w:pPr>
         <w:pStyle w:val="Heading3"/>
-      </w:pPr>
-      <w:bookmarkStart w:id="9" w:name="_Toc234689527"/>
-      <w:r>
-        <w:t>1.5.4 Do-While Loop</w:t>
+        <w:rPr>
+          <w:rFonts w:ascii="Times New Roman" w:hAnsi="Times New Roman" w:cs="Times New Roman"/>
+        </w:rPr>
+      </w:pPr>
+      <w:bookmarkStart w:id="9" w:name="_Toc234690729"/>
+      <w:r>
+        <w:rPr>
+          <w:rFonts w:ascii="Times New Roman" w:hAnsi="Times New Roman" w:cs="Times New Roman"/>
+        </w:rPr>
+        <w:t>Do-While Loop</w:t>
       </w:r>
       <w:bookmarkEnd w:id="9"/>
     </w:p>
@@ -10703,13 +10582,13 @@
           <w:rFonts w:ascii="Times New Roman" w:hAnsi="Times New Roman" w:cs="Times New Roman"/>
         </w:rPr>
       </w:pPr>
-      <w:bookmarkStart w:id="10" w:name="_Toc234689528"/>
+      <w:bookmarkStart w:id="10" w:name="_Toc234690730"/>
       <w:r>
         <w:rPr>
           <w:rFonts w:ascii="Times New Roman" w:hAnsi="Times New Roman" w:cs="Times New Roman"/>
         </w:rPr>
         <w:lastRenderedPageBreak/>
-        <w:t>1.6 Methods (Call a Method)</w:t>
+        <w:t>Methods (Call a Method)</w:t>
       </w:r>
       <w:bookmarkEnd w:id="10"/>
     </w:p>
@@ -11666,22 +11545,14 @@
         <w:rPr>
           <w:rFonts w:ascii="Times New Roman" w:hAnsi="Times New Roman" w:cs="Times New Roman"/>
         </w:rPr>
-        <w:t xml:space="preserve"> Almost all real logic lives inside methods — e.g., </w:t>
-      </w:r>
-      <w:proofErr w:type="spellStart"/>
+        <w:t xml:space="preserve"> Almost all real logic lives inside methods — e.g., CalculateTotal(), </w:t>
+      </w:r>
       <w:proofErr w:type="gramStart"/>
       <w:r>
         <w:rPr>
           <w:rFonts w:ascii="Times New Roman" w:hAnsi="Times New Roman" w:cs="Times New Roman"/>
         </w:rPr>
-        <w:t>CalculateTotal</w:t>
-      </w:r>
-      <w:proofErr w:type="spellEnd"/>
-      <w:r>
-        <w:rPr>
-          <w:rFonts w:ascii="Times New Roman" w:hAnsi="Times New Roman" w:cs="Times New Roman"/>
-        </w:rPr>
-        <w:t>(</w:t>
+        <w:t>ValidateUser(</w:t>
       </w:r>
       <w:proofErr w:type="gramEnd"/>
       <w:r>
@@ -11690,42 +11561,12 @@
         </w:rPr>
         <w:t xml:space="preserve">), </w:t>
       </w:r>
-      <w:proofErr w:type="spellStart"/>
       <w:proofErr w:type="gramStart"/>
       <w:r>
         <w:rPr>
           <w:rFonts w:ascii="Times New Roman" w:hAnsi="Times New Roman" w:cs="Times New Roman"/>
         </w:rPr>
-        <w:t>ValidateUser</w:t>
-      </w:r>
-      <w:proofErr w:type="spellEnd"/>
-      <w:r>
-        <w:rPr>
-          <w:rFonts w:ascii="Times New Roman" w:hAnsi="Times New Roman" w:cs="Times New Roman"/>
-        </w:rPr>
-        <w:t>(</w:t>
-      </w:r>
-      <w:proofErr w:type="gramEnd"/>
-      <w:r>
-        <w:rPr>
-          <w:rFonts w:ascii="Times New Roman" w:hAnsi="Times New Roman" w:cs="Times New Roman"/>
-        </w:rPr>
-        <w:t xml:space="preserve">), </w:t>
-      </w:r>
-      <w:proofErr w:type="spellStart"/>
-      <w:proofErr w:type="gramStart"/>
-      <w:r>
-        <w:rPr>
-          <w:rFonts w:ascii="Times New Roman" w:hAnsi="Times New Roman" w:cs="Times New Roman"/>
-        </w:rPr>
-        <w:t>SaveToDatabase</w:t>
-      </w:r>
-      <w:proofErr w:type="spellEnd"/>
-      <w:r>
-        <w:rPr>
-          <w:rFonts w:ascii="Times New Roman" w:hAnsi="Times New Roman" w:cs="Times New Roman"/>
-        </w:rPr>
-        <w:t>(</w:t>
+        <w:t>SaveToDatabase(</w:t>
       </w:r>
       <w:proofErr w:type="gramEnd"/>
       <w:r>
@@ -11884,12 +11725,12 @@
           <w:rFonts w:ascii="Times New Roman" w:hAnsi="Times New Roman" w:cs="Times New Roman"/>
         </w:rPr>
       </w:pPr>
-      <w:bookmarkStart w:id="11" w:name="_Toc234689529"/>
-      <w:r>
-        <w:rPr>
-          <w:rFonts w:ascii="Times New Roman" w:hAnsi="Times New Roman" w:cs="Times New Roman"/>
-        </w:rPr>
-        <w:t>1.7 Array</w:t>
+      <w:bookmarkStart w:id="11" w:name="_Toc234690731"/>
+      <w:r>
+        <w:rPr>
+          <w:rFonts w:ascii="Times New Roman" w:hAnsi="Times New Roman" w:cs="Times New Roman"/>
+        </w:rPr>
+        <w:t>Array</w:t>
       </w:r>
       <w:bookmarkEnd w:id="11"/>
     </w:p>
